--- a/fuentes/722109_CF02_DU.docx
+++ b/fuentes/722109_CF02_DU.docx
@@ -546,7 +546,7 @@
           <w:r>
             <w:fldChar w:fldCharType="separate"/>
           </w:r>
-          <w:hyperlink w:anchor="_Toc234248120" w:history="1">
+          <w:hyperlink w:anchor="_Toc234508150" w:history="1">
             <w:r>
               <w:rPr>
                 <w:rStyle w:val="Hipervnculo"/>
@@ -573,7 +573,7 @@
                 <w:noProof/>
                 <w:webHidden/>
               </w:rPr>
-              <w:instrText xml:space="preserve"> PAGEREF _Toc234248120 \h </w:instrText>
+              <w:instrText xml:space="preserve"> PAGEREF _Toc234508150 \h </w:instrText>
             </w:r>
             <w:r>
               <w:rPr>
@@ -618,7 +618,7 @@
               <w:lang w:eastAsia="es-CO"/>
             </w:rPr>
           </w:pPr>
-          <w:hyperlink w:anchor="_Toc234248121" w:history="1">
+          <w:hyperlink w:anchor="_Toc234508151" w:history="1">
             <w:r>
               <w:rPr>
                 <w:rStyle w:val="Hipervnculo"/>
@@ -645,7 +645,7 @@
                 <w:noProof/>
                 <w:webHidden/>
               </w:rPr>
-              <w:instrText xml:space="preserve"> PAGEREF _Toc234248121 \h </w:instrText>
+              <w:instrText xml:space="preserve"> PAGEREF _Toc234508151 \h </w:instrText>
             </w:r>
             <w:r>
               <w:rPr>
@@ -690,7 +690,7 @@
               <w:lang w:eastAsia="es-CO"/>
             </w:rPr>
           </w:pPr>
-          <w:hyperlink w:anchor="_Toc234248122" w:history="1">
+          <w:hyperlink w:anchor="_Toc234508152" w:history="1">
             <w:r>
               <w:rPr>
                 <w:rStyle w:val="Hipervnculo"/>
@@ -717,7 +717,7 @@
                 <w:noProof/>
                 <w:webHidden/>
               </w:rPr>
-              <w:instrText xml:space="preserve"> PAGEREF _Toc234248122 \h </w:instrText>
+              <w:instrText xml:space="preserve"> PAGEREF _Toc234508152 \h </w:instrText>
             </w:r>
             <w:r>
               <w:rPr>
@@ -762,7 +762,7 @@
               <w:lang w:eastAsia="es-CO"/>
             </w:rPr>
           </w:pPr>
-          <w:hyperlink w:anchor="_Toc234248123" w:history="1">
+          <w:hyperlink w:anchor="_Toc234508153" w:history="1">
             <w:r>
               <w:rPr>
                 <w:rStyle w:val="Hipervnculo"/>
@@ -789,7 +789,7 @@
                 <w:noProof/>
                 <w:webHidden/>
               </w:rPr>
-              <w:instrText xml:space="preserve"> PAGEREF _Toc234248123 \h </w:instrText>
+              <w:instrText xml:space="preserve"> PAGEREF _Toc234508153 \h </w:instrText>
             </w:r>
             <w:r>
               <w:rPr>
@@ -834,7 +834,7 @@
               <w:lang w:eastAsia="es-CO"/>
             </w:rPr>
           </w:pPr>
-          <w:hyperlink w:anchor="_Toc234248124" w:history="1">
+          <w:hyperlink w:anchor="_Toc234508154" w:history="1">
             <w:r>
               <w:rPr>
                 <w:rStyle w:val="Hipervnculo"/>
@@ -861,7 +861,7 @@
                 <w:noProof/>
                 <w:webHidden/>
               </w:rPr>
-              <w:instrText xml:space="preserve"> PAGEREF _Toc234248124 \h </w:instrText>
+              <w:instrText xml:space="preserve"> PAGEREF _Toc234508154 \h </w:instrText>
             </w:r>
             <w:r>
               <w:rPr>
@@ -906,7 +906,7 @@
               <w:lang w:eastAsia="es-CO"/>
             </w:rPr>
           </w:pPr>
-          <w:hyperlink w:anchor="_Toc234248125" w:history="1">
+          <w:hyperlink w:anchor="_Toc234508155" w:history="1">
             <w:r>
               <w:rPr>
                 <w:rStyle w:val="Hipervnculo"/>
@@ -933,7 +933,7 @@
                 <w:noProof/>
                 <w:webHidden/>
               </w:rPr>
-              <w:instrText xml:space="preserve"> PAGEREF _Toc234248125 \h </w:instrText>
+              <w:instrText xml:space="preserve"> PAGEREF _Toc234508155 \h </w:instrText>
             </w:r>
             <w:r>
               <w:rPr>
@@ -978,7 +978,7 @@
               <w:lang w:eastAsia="es-CO"/>
             </w:rPr>
           </w:pPr>
-          <w:hyperlink w:anchor="_Toc234248126" w:history="1">
+          <w:hyperlink w:anchor="_Toc234508156" w:history="1">
             <w:r>
               <w:rPr>
                 <w:rStyle w:val="Hipervnculo"/>
@@ -1005,7 +1005,7 @@
                 <w:noProof/>
                 <w:webHidden/>
               </w:rPr>
-              <w:instrText xml:space="preserve"> PAGEREF _Toc234248126 \h </w:instrText>
+              <w:instrText xml:space="preserve"> PAGEREF _Toc234508156 \h </w:instrText>
             </w:r>
             <w:r>
               <w:rPr>
@@ -1050,7 +1050,7 @@
               <w:lang w:eastAsia="es-CO"/>
             </w:rPr>
           </w:pPr>
-          <w:hyperlink w:anchor="_Toc234248127" w:history="1">
+          <w:hyperlink w:anchor="_Toc234508157" w:history="1">
             <w:r>
               <w:rPr>
                 <w:rStyle w:val="Hipervnculo"/>
@@ -1077,7 +1077,7 @@
                 <w:noProof/>
                 <w:webHidden/>
               </w:rPr>
-              <w:instrText xml:space="preserve"> PAGEREF _Toc234248127 \h </w:instrText>
+              <w:instrText xml:space="preserve"> PAGEREF _Toc234508157 \h </w:instrText>
             </w:r>
             <w:r>
               <w:rPr>
@@ -1122,7 +1122,7 @@
               <w:lang w:eastAsia="es-CO"/>
             </w:rPr>
           </w:pPr>
-          <w:hyperlink w:anchor="_Toc234248128" w:history="1">
+          <w:hyperlink w:anchor="_Toc234508158" w:history="1">
             <w:r>
               <w:rPr>
                 <w:rStyle w:val="Hipervnculo"/>
@@ -1149,7 +1149,7 @@
                 <w:noProof/>
                 <w:webHidden/>
               </w:rPr>
-              <w:instrText xml:space="preserve"> PAGEREF _Toc234248128 \h </w:instrText>
+              <w:instrText xml:space="preserve"> PAGEREF _Toc234508158 \h </w:instrText>
             </w:r>
             <w:r>
               <w:rPr>
@@ -1194,7 +1194,7 @@
               <w:lang w:eastAsia="es-CO"/>
             </w:rPr>
           </w:pPr>
-          <w:hyperlink w:anchor="_Toc234248129" w:history="1">
+          <w:hyperlink w:anchor="_Toc234508159" w:history="1">
             <w:r>
               <w:rPr>
                 <w:rStyle w:val="Hipervnculo"/>
@@ -1221,7 +1221,7 @@
                 <w:noProof/>
                 <w:webHidden/>
               </w:rPr>
-              <w:instrText xml:space="preserve"> PAGEREF _Toc234248129 \h </w:instrText>
+              <w:instrText xml:space="preserve"> PAGEREF _Toc234508159 \h </w:instrText>
             </w:r>
             <w:r>
               <w:rPr>
@@ -1266,7 +1266,7 @@
               <w:lang w:eastAsia="es-CO"/>
             </w:rPr>
           </w:pPr>
-          <w:hyperlink w:anchor="_Toc234248130" w:history="1">
+          <w:hyperlink w:anchor="_Toc234508160" w:history="1">
             <w:r>
               <w:rPr>
                 <w:rStyle w:val="Hipervnculo"/>
@@ -1293,7 +1293,7 @@
                 <w:noProof/>
                 <w:webHidden/>
               </w:rPr>
-              <w:instrText xml:space="preserve"> PAGEREF _Toc234248130 \h </w:instrText>
+              <w:instrText xml:space="preserve"> PAGEREF _Toc234508160 \h </w:instrText>
             </w:r>
             <w:r>
               <w:rPr>
@@ -1338,7 +1338,7 @@
               <w:lang w:eastAsia="es-CO"/>
             </w:rPr>
           </w:pPr>
-          <w:hyperlink w:anchor="_Toc234248131" w:history="1">
+          <w:hyperlink w:anchor="_Toc234508161" w:history="1">
             <w:r>
               <w:rPr>
                 <w:rStyle w:val="Hipervnculo"/>
@@ -1365,7 +1365,7 @@
                 <w:noProof/>
                 <w:webHidden/>
               </w:rPr>
-              <w:instrText xml:space="preserve"> PAGEREF _Toc234248131 \h </w:instrText>
+              <w:instrText xml:space="preserve"> PAGEREF _Toc234508161 \h </w:instrText>
             </w:r>
             <w:r>
               <w:rPr>
@@ -1410,7 +1410,7 @@
               <w:lang w:eastAsia="es-CO"/>
             </w:rPr>
           </w:pPr>
-          <w:hyperlink w:anchor="_Toc234248132" w:history="1">
+          <w:hyperlink w:anchor="_Toc234508162" w:history="1">
             <w:r>
               <w:rPr>
                 <w:rStyle w:val="Hipervnculo"/>
@@ -1437,7 +1437,7 @@
                 <w:noProof/>
                 <w:webHidden/>
               </w:rPr>
-              <w:instrText xml:space="preserve"> PAGEREF _Toc234248132 \h </w:instrText>
+              <w:instrText xml:space="preserve"> PAGEREF _Toc234508162 \h </w:instrText>
             </w:r>
             <w:r>
               <w:rPr>
@@ -1482,7 +1482,7 @@
               <w:lang w:eastAsia="es-CO"/>
             </w:rPr>
           </w:pPr>
-          <w:hyperlink w:anchor="_Toc234248133" w:history="1">
+          <w:hyperlink w:anchor="_Toc234508163" w:history="1">
             <w:r>
               <w:rPr>
                 <w:rStyle w:val="Hipervnculo"/>
@@ -1509,7 +1509,7 @@
                 <w:noProof/>
                 <w:webHidden/>
               </w:rPr>
-              <w:instrText xml:space="preserve"> PAGEREF _Toc234248133 \h </w:instrText>
+              <w:instrText xml:space="preserve"> PAGEREF _Toc234508163 \h </w:instrText>
             </w:r>
             <w:r>
               <w:rPr>
@@ -1529,7 +1529,7 @@
                 <w:noProof/>
                 <w:webHidden/>
               </w:rPr>
-              <w:t>42</w:t>
+              <w:t>44</w:t>
             </w:r>
             <w:r>
               <w:rPr>
@@ -1554,7 +1554,7 @@
               <w:lang w:eastAsia="es-CO"/>
             </w:rPr>
           </w:pPr>
-          <w:hyperlink w:anchor="_Toc234248134" w:history="1">
+          <w:hyperlink w:anchor="_Toc234508164" w:history="1">
             <w:r>
               <w:rPr>
                 <w:rStyle w:val="Hipervnculo"/>
@@ -1581,7 +1581,7 @@
                 <w:noProof/>
                 <w:webHidden/>
               </w:rPr>
-              <w:instrText xml:space="preserve"> PAGEREF _Toc234248134 \h </w:instrText>
+              <w:instrText xml:space="preserve"> PAGEREF _Toc234508164 \h </w:instrText>
             </w:r>
             <w:r>
               <w:rPr>
@@ -1601,7 +1601,7 @@
                 <w:noProof/>
                 <w:webHidden/>
               </w:rPr>
-              <w:t>42</w:t>
+              <w:t>44</w:t>
             </w:r>
             <w:r>
               <w:rPr>
@@ -1626,7 +1626,7 @@
               <w:lang w:eastAsia="es-CO"/>
             </w:rPr>
           </w:pPr>
-          <w:hyperlink w:anchor="_Toc234248135" w:history="1">
+          <w:hyperlink w:anchor="_Toc234508165" w:history="1">
             <w:r>
               <w:rPr>
                 <w:rStyle w:val="Hipervnculo"/>
@@ -1653,7 +1653,7 @@
                 <w:noProof/>
                 <w:webHidden/>
               </w:rPr>
-              <w:instrText xml:space="preserve"> PAGEREF _Toc234248135 \h </w:instrText>
+              <w:instrText xml:space="preserve"> PAGEREF _Toc234508165 \h </w:instrText>
             </w:r>
             <w:r>
               <w:rPr>
@@ -1673,7 +1673,7 @@
                 <w:noProof/>
                 <w:webHidden/>
               </w:rPr>
-              <w:t>46</w:t>
+              <w:t>48</w:t>
             </w:r>
             <w:r>
               <w:rPr>
@@ -1698,7 +1698,7 @@
               <w:lang w:eastAsia="es-CO"/>
             </w:rPr>
           </w:pPr>
-          <w:hyperlink w:anchor="_Toc234248136" w:history="1">
+          <w:hyperlink w:anchor="_Toc234508166" w:history="1">
             <w:r>
               <w:rPr>
                 <w:rStyle w:val="Hipervnculo"/>
@@ -1725,7 +1725,7 @@
                 <w:noProof/>
                 <w:webHidden/>
               </w:rPr>
-              <w:instrText xml:space="preserve"> PAGEREF _Toc234248136 \h </w:instrText>
+              <w:instrText xml:space="preserve"> PAGEREF _Toc234508166 \h </w:instrText>
             </w:r>
             <w:r>
               <w:rPr>
@@ -1745,7 +1745,7 @@
                 <w:noProof/>
                 <w:webHidden/>
               </w:rPr>
-              <w:t>49</w:t>
+              <w:t>51</w:t>
             </w:r>
             <w:r>
               <w:rPr>
@@ -1770,7 +1770,7 @@
               <w:lang w:eastAsia="es-CO"/>
             </w:rPr>
           </w:pPr>
-          <w:hyperlink w:anchor="_Toc234248137" w:history="1">
+          <w:hyperlink w:anchor="_Toc234508167" w:history="1">
             <w:r>
               <w:rPr>
                 <w:rStyle w:val="Hipervnculo"/>
@@ -1797,7 +1797,7 @@
                 <w:noProof/>
                 <w:webHidden/>
               </w:rPr>
-              <w:instrText xml:space="preserve"> PAGEREF _Toc234248137 \h </w:instrText>
+              <w:instrText xml:space="preserve"> PAGEREF _Toc234508167 \h </w:instrText>
             </w:r>
             <w:r>
               <w:rPr>
@@ -1817,7 +1817,7 @@
                 <w:noProof/>
                 <w:webHidden/>
               </w:rPr>
-              <w:t>51</w:t>
+              <w:t>53</w:t>
             </w:r>
             <w:r>
               <w:rPr>
@@ -1842,7 +1842,7 @@
               <w:lang w:eastAsia="es-CO"/>
             </w:rPr>
           </w:pPr>
-          <w:hyperlink w:anchor="_Toc234248138" w:history="1">
+          <w:hyperlink w:anchor="_Toc234508168" w:history="1">
             <w:r>
               <w:rPr>
                 <w:rStyle w:val="Hipervnculo"/>
@@ -1869,7 +1869,7 @@
                 <w:noProof/>
                 <w:webHidden/>
               </w:rPr>
-              <w:instrText xml:space="preserve"> PAGEREF _Toc234248138 \h </w:instrText>
+              <w:instrText xml:space="preserve"> PAGEREF _Toc234508168 \h </w:instrText>
             </w:r>
             <w:r>
               <w:rPr>
@@ -1889,7 +1889,7 @@
                 <w:noProof/>
                 <w:webHidden/>
               </w:rPr>
-              <w:t>53</w:t>
+              <w:t>55</w:t>
             </w:r>
             <w:r>
               <w:rPr>
@@ -1914,7 +1914,7 @@
               <w:lang w:eastAsia="es-CO"/>
             </w:rPr>
           </w:pPr>
-          <w:hyperlink w:anchor="_Toc234248139" w:history="1">
+          <w:hyperlink w:anchor="_Toc234508169" w:history="1">
             <w:r>
               <w:rPr>
                 <w:rStyle w:val="Hipervnculo"/>
@@ -1941,7 +1941,7 @@
                 <w:noProof/>
                 <w:webHidden/>
               </w:rPr>
-              <w:instrText xml:space="preserve"> PAGEREF _Toc234248139 \h </w:instrText>
+              <w:instrText xml:space="preserve"> PAGEREF _Toc234508169 \h </w:instrText>
             </w:r>
             <w:r>
               <w:rPr>
@@ -1961,7 +1961,7 @@
                 <w:noProof/>
                 <w:webHidden/>
               </w:rPr>
-              <w:t>56</w:t>
+              <w:t>58</w:t>
             </w:r>
             <w:r>
               <w:rPr>
@@ -1986,7 +1986,7 @@
               <w:lang w:eastAsia="es-CO"/>
             </w:rPr>
           </w:pPr>
-          <w:hyperlink w:anchor="_Toc234248140" w:history="1">
+          <w:hyperlink w:anchor="_Toc234508170" w:history="1">
             <w:r>
               <w:rPr>
                 <w:rStyle w:val="Hipervnculo"/>
@@ -2013,7 +2013,7 @@
                 <w:noProof/>
                 <w:webHidden/>
               </w:rPr>
-              <w:instrText xml:space="preserve"> PAGEREF _Toc234248140 \h </w:instrText>
+              <w:instrText xml:space="preserve"> PAGEREF _Toc234508170 \h </w:instrText>
             </w:r>
             <w:r>
               <w:rPr>
@@ -2033,7 +2033,7 @@
                 <w:noProof/>
                 <w:webHidden/>
               </w:rPr>
-              <w:t>56</w:t>
+              <w:t>58</w:t>
             </w:r>
             <w:r>
               <w:rPr>
@@ -2058,7 +2058,7 @@
               <w:lang w:eastAsia="es-CO"/>
             </w:rPr>
           </w:pPr>
-          <w:hyperlink w:anchor="_Toc234248141" w:history="1">
+          <w:hyperlink w:anchor="_Toc234508171" w:history="1">
             <w:r>
               <w:rPr>
                 <w:rStyle w:val="Hipervnculo"/>
@@ -2085,7 +2085,7 @@
                 <w:noProof/>
                 <w:webHidden/>
               </w:rPr>
-              <w:instrText xml:space="preserve"> PAGEREF _Toc234248141 \h </w:instrText>
+              <w:instrText xml:space="preserve"> PAGEREF _Toc234508171 \h </w:instrText>
             </w:r>
             <w:r>
               <w:rPr>
@@ -2105,7 +2105,7 @@
                 <w:noProof/>
                 <w:webHidden/>
               </w:rPr>
-              <w:t>59</w:t>
+              <w:t>61</w:t>
             </w:r>
             <w:r>
               <w:rPr>
@@ -2130,7 +2130,7 @@
               <w:lang w:eastAsia="es-CO"/>
             </w:rPr>
           </w:pPr>
-          <w:hyperlink w:anchor="_Toc234248142" w:history="1">
+          <w:hyperlink w:anchor="_Toc234508172" w:history="1">
             <w:r>
               <w:rPr>
                 <w:rStyle w:val="Hipervnculo"/>
@@ -2157,7 +2157,7 @@
                 <w:noProof/>
                 <w:webHidden/>
               </w:rPr>
-              <w:instrText xml:space="preserve"> PAGEREF _Toc234248142 \h </w:instrText>
+              <w:instrText xml:space="preserve"> PAGEREF _Toc234508172 \h </w:instrText>
             </w:r>
             <w:r>
               <w:rPr>
@@ -2177,7 +2177,7 @@
                 <w:noProof/>
                 <w:webHidden/>
               </w:rPr>
-              <w:t>63</w:t>
+              <w:t>65</w:t>
             </w:r>
             <w:r>
               <w:rPr>
@@ -2202,7 +2202,7 @@
               <w:lang w:eastAsia="es-CO"/>
             </w:rPr>
           </w:pPr>
-          <w:hyperlink w:anchor="_Toc234248143" w:history="1">
+          <w:hyperlink w:anchor="_Toc234508173" w:history="1">
             <w:r>
               <w:rPr>
                 <w:rStyle w:val="Hipervnculo"/>
@@ -2229,7 +2229,7 @@
                 <w:noProof/>
                 <w:webHidden/>
               </w:rPr>
-              <w:instrText xml:space="preserve"> PAGEREF _Toc234248143 \h </w:instrText>
+              <w:instrText xml:space="preserve"> PAGEREF _Toc234508173 \h </w:instrText>
             </w:r>
             <w:r>
               <w:rPr>
@@ -2249,7 +2249,7 @@
                 <w:noProof/>
                 <w:webHidden/>
               </w:rPr>
-              <w:t>65</w:t>
+              <w:t>67</w:t>
             </w:r>
             <w:r>
               <w:rPr>
@@ -2274,7 +2274,7 @@
               <w:lang w:eastAsia="es-CO"/>
             </w:rPr>
           </w:pPr>
-          <w:hyperlink w:anchor="_Toc234248144" w:history="1">
+          <w:hyperlink w:anchor="_Toc234508174" w:history="1">
             <w:r>
               <w:rPr>
                 <w:rStyle w:val="Hipervnculo"/>
@@ -2301,7 +2301,7 @@
                 <w:noProof/>
                 <w:webHidden/>
               </w:rPr>
-              <w:instrText xml:space="preserve"> PAGEREF _Toc234248144 \h </w:instrText>
+              <w:instrText xml:space="preserve"> PAGEREF _Toc234508174 \h </w:instrText>
             </w:r>
             <w:r>
               <w:rPr>
@@ -2321,7 +2321,7 @@
                 <w:noProof/>
                 <w:webHidden/>
               </w:rPr>
-              <w:t>68</w:t>
+              <w:t>70</w:t>
             </w:r>
             <w:r>
               <w:rPr>
@@ -2346,7 +2346,7 @@
               <w:lang w:eastAsia="es-CO"/>
             </w:rPr>
           </w:pPr>
-          <w:hyperlink w:anchor="_Toc234248145" w:history="1">
+          <w:hyperlink w:anchor="_Toc234508175" w:history="1">
             <w:r>
               <w:rPr>
                 <w:rStyle w:val="Hipervnculo"/>
@@ -2373,7 +2373,7 @@
                 <w:noProof/>
                 <w:webHidden/>
               </w:rPr>
-              <w:instrText xml:space="preserve"> PAGEREF _Toc234248145 \h </w:instrText>
+              <w:instrText xml:space="preserve"> PAGEREF _Toc234508175 \h </w:instrText>
             </w:r>
             <w:r>
               <w:rPr>
@@ -2393,7 +2393,7 @@
                 <w:noProof/>
                 <w:webHidden/>
               </w:rPr>
-              <w:t>71</w:t>
+              <w:t>75</w:t>
             </w:r>
             <w:r>
               <w:rPr>
@@ -2418,7 +2418,7 @@
               <w:lang w:eastAsia="es-CO"/>
             </w:rPr>
           </w:pPr>
-          <w:hyperlink w:anchor="_Toc234248146" w:history="1">
+          <w:hyperlink w:anchor="_Toc234508176" w:history="1">
             <w:r>
               <w:rPr>
                 <w:rStyle w:val="Hipervnculo"/>
@@ -2445,7 +2445,7 @@
                 <w:noProof/>
                 <w:webHidden/>
               </w:rPr>
-              <w:instrText xml:space="preserve"> PAGEREF _Toc234248146 \h </w:instrText>
+              <w:instrText xml:space="preserve"> PAGEREF _Toc234508176 \h </w:instrText>
             </w:r>
             <w:r>
               <w:rPr>
@@ -2465,7 +2465,7 @@
                 <w:noProof/>
                 <w:webHidden/>
               </w:rPr>
-              <w:t>74</w:t>
+              <w:t>78</w:t>
             </w:r>
             <w:r>
               <w:rPr>
@@ -2490,7 +2490,7 @@
               <w:lang w:eastAsia="es-CO"/>
             </w:rPr>
           </w:pPr>
-          <w:hyperlink w:anchor="_Toc234248147" w:history="1">
+          <w:hyperlink w:anchor="_Toc234508177" w:history="1">
             <w:r>
               <w:rPr>
                 <w:rStyle w:val="Hipervnculo"/>
@@ -2517,7 +2517,7 @@
                 <w:noProof/>
                 <w:webHidden/>
               </w:rPr>
-              <w:instrText xml:space="preserve"> PAGEREF _Toc234248147 \h </w:instrText>
+              <w:instrText xml:space="preserve"> PAGEREF _Toc234508177 \h </w:instrText>
             </w:r>
             <w:r>
               <w:rPr>
@@ -2537,7 +2537,7 @@
                 <w:noProof/>
                 <w:webHidden/>
               </w:rPr>
-              <w:t>76</w:t>
+              <w:t>80</w:t>
             </w:r>
             <w:r>
               <w:rPr>
@@ -2562,7 +2562,7 @@
               <w:lang w:eastAsia="es-CO"/>
             </w:rPr>
           </w:pPr>
-          <w:hyperlink w:anchor="_Toc234248148" w:history="1">
+          <w:hyperlink w:anchor="_Toc234508178" w:history="1">
             <w:r>
               <w:rPr>
                 <w:rStyle w:val="Hipervnculo"/>
@@ -2589,7 +2589,7 @@
                 <w:noProof/>
                 <w:webHidden/>
               </w:rPr>
-              <w:instrText xml:space="preserve"> PAGEREF _Toc234248148 \h </w:instrText>
+              <w:instrText xml:space="preserve"> PAGEREF _Toc234508178 \h </w:instrText>
             </w:r>
             <w:r>
               <w:rPr>
@@ -2609,7 +2609,7 @@
                 <w:noProof/>
                 <w:webHidden/>
               </w:rPr>
-              <w:t>78</w:t>
+              <w:t>82</w:t>
             </w:r>
             <w:r>
               <w:rPr>
@@ -2637,7 +2637,7 @@
       <w:pPr>
         <w:pStyle w:val="Titulosgenerales"/>
       </w:pPr>
-      <w:bookmarkStart w:id="0" w:name="_Toc234248120"/>
+      <w:bookmarkStart w:id="0" w:name="_Toc234508150"/>
       <w:r>
         <w:lastRenderedPageBreak/>
         <w:t>Introducción</w:t>
@@ -2678,7 +2678,7 @@
       <w:pPr>
         <w:pStyle w:val="Ttulo1"/>
       </w:pPr>
-      <w:bookmarkStart w:id="1" w:name="_Toc234248121"/>
+      <w:bookmarkStart w:id="1" w:name="_Toc234508151"/>
       <w:r>
         <w:lastRenderedPageBreak/>
         <w:t>Implementación del modelo organizacional</w:t>
@@ -2699,7 +2699,7 @@
       <w:pPr>
         <w:pStyle w:val="Ttulo2"/>
       </w:pPr>
-      <w:bookmarkStart w:id="2" w:name="_Toc234248122"/>
+      <w:bookmarkStart w:id="2" w:name="_Toc234508152"/>
       <w:r>
         <w:t>Concepto e importancia de la implementación organizacional</w:t>
       </w:r>
@@ -2834,7 +2834,7 @@
       <w:pPr>
         <w:pStyle w:val="Ttulo2"/>
       </w:pPr>
-      <w:bookmarkStart w:id="3" w:name="_Toc234248123"/>
+      <w:bookmarkStart w:id="3" w:name="_Toc234508153"/>
       <w:r>
         <w:t>Estrategias para la implementación del modelo organizacional</w:t>
       </w:r>
@@ -2942,7 +2942,7 @@
       <w:pPr>
         <w:pStyle w:val="Ttulo2"/>
       </w:pPr>
-      <w:bookmarkStart w:id="4" w:name="_Toc234248124"/>
+      <w:bookmarkStart w:id="4" w:name="_Toc234508154"/>
       <w:r>
         <w:t>Recursos necesarios para la implementación</w:t>
       </w:r>
@@ -3089,7 +3089,7 @@
       <w:pPr>
         <w:pStyle w:val="Ttulo2"/>
       </w:pPr>
-      <w:bookmarkStart w:id="5" w:name="_Toc234248125"/>
+      <w:bookmarkStart w:id="5" w:name="_Toc234508155"/>
       <w:r>
         <w:t>Asignación de responsabilidades y organización de actividades</w:t>
       </w:r>
@@ -3192,7 +3192,7 @@
       <w:pPr>
         <w:pStyle w:val="Ttulo2"/>
       </w:pPr>
-      <w:bookmarkStart w:id="6" w:name="_Toc234248126"/>
+      <w:bookmarkStart w:id="6" w:name="_Toc234508156"/>
       <w:r>
         <w:t>Factores que favorecen o limitan la implementación</w:t>
       </w:r>
@@ -3844,7 +3844,7 @@
       <w:pPr>
         <w:pStyle w:val="Ttulo1"/>
       </w:pPr>
-      <w:bookmarkStart w:id="7" w:name="_Toc234248127"/>
+      <w:bookmarkStart w:id="7" w:name="_Toc234508157"/>
       <w:r>
         <w:lastRenderedPageBreak/>
         <w:t>C</w:t>
@@ -3917,7 +3917,7 @@
           <w:noProof/>
         </w:rPr>
         <w:drawing>
-          <wp:inline distT="0" distB="0" distL="0" distR="0" wp14:anchorId="11887E41" wp14:editId="3B5311DE">
+          <wp:inline distT="0" distB="0" distL="0" distR="0" wp14:anchorId="11887E41" wp14:editId="49828080">
             <wp:extent cx="4679792" cy="2632383"/>
             <wp:effectExtent l="0" t="0" r="6985" b="0"/>
             <wp:docPr id="1" name="Imagen 1">
@@ -4125,7 +4125,7 @@
       <w:pPr>
         <w:pStyle w:val="Ttulo2"/>
       </w:pPr>
-      <w:bookmarkStart w:id="8" w:name="_Toc234248128"/>
+      <w:bookmarkStart w:id="8" w:name="_Toc234508158"/>
       <w:r>
         <w:lastRenderedPageBreak/>
         <w:t>Estrategias de comunicación organizacional</w:t>
@@ -4364,7 +4364,7 @@
       <w:pPr>
         <w:pStyle w:val="Ttulo2"/>
       </w:pPr>
-      <w:bookmarkStart w:id="9" w:name="_Toc234248129"/>
+      <w:bookmarkStart w:id="9" w:name="_Toc234508159"/>
       <w:r>
         <w:lastRenderedPageBreak/>
         <w:t>Técnicas y herramientas para la comunicación efectiva</w:t>
@@ -5062,7 +5062,7 @@
       <w:pPr>
         <w:pStyle w:val="Ttulo2"/>
       </w:pPr>
-      <w:bookmarkStart w:id="10" w:name="_Toc234248130"/>
+      <w:bookmarkStart w:id="10" w:name="_Toc234508160"/>
       <w:r>
         <w:t>Socialización de planes, actividades y resultados</w:t>
       </w:r>
@@ -5412,7 +5412,7 @@
       <w:pPr>
         <w:pStyle w:val="Ttulo2"/>
       </w:pPr>
-      <w:bookmarkStart w:id="11" w:name="_Toc234248131"/>
+      <w:bookmarkStart w:id="11" w:name="_Toc234508161"/>
       <w:r>
         <w:t>Presentación de información a grupos de interés</w:t>
       </w:r>
@@ -6080,6 +6080,7 @@
     </w:tbl>
     <w:p>
       <w:r>
+        <w:lastRenderedPageBreak/>
         <w:t>Además de estos aspectos, es recomendable prever espacios para preguntas, comentarios y retroalimentación, permitiendo que los participantes expresen sus opiniones y aporten sugerencias que contribuyan al fortalecimiento de los procesos organizacionales.</w:t>
       </w:r>
     </w:p>
@@ -6221,7 +6222,7 @@
       <w:pPr>
         <w:pStyle w:val="Ttulo2"/>
       </w:pPr>
-      <w:bookmarkStart w:id="12" w:name="_Toc234248132"/>
+      <w:bookmarkStart w:id="12" w:name="_Toc234508162"/>
       <w:r>
         <w:t>Gestión de la participación durante la implementación</w:t>
       </w:r>
@@ -6403,6 +6404,374 @@
     </w:p>
     <w:p>
       <w:pPr>
+        <w:rPr>
+          <w:b/>
+          <w:bCs/>
+        </w:rPr>
+      </w:pPr>
+      <w:r>
+        <w:rPr>
+          <w:b/>
+          <w:bCs/>
+        </w:rPr>
+        <w:t>Pódcast</w:t>
+      </w:r>
+    </w:p>
+    <w:tbl>
+      <w:tblPr>
+        <w:tblStyle w:val="Tablaconcuadrcula"/>
+        <w:tblW w:w="0" w:type="auto"/>
+        <w:tblLook w:val="04A0" w:firstRow="1" w:lastRow="0" w:firstColumn="1" w:lastColumn="0" w:noHBand="0" w:noVBand="1"/>
+      </w:tblPr>
+      <w:tblGrid>
+        <w:gridCol w:w="9962"/>
+      </w:tblGrid>
+      <w:tr>
+        <w:tc>
+          <w:tcPr>
+            <w:tcW w:w="9962" w:type="dxa"/>
+          </w:tcPr>
+          <w:p>
+            <w:pPr>
+              <w:spacing w:before="0" w:after="160" w:line="259" w:lineRule="auto"/>
+              <w:ind w:firstLine="0"/>
+              <w:rPr>
+                <w:b/>
+                <w:bCs/>
+              </w:rPr>
+            </w:pPr>
+            <w:r>
+              <w:rPr>
+                <w:b/>
+                <w:bCs/>
+              </w:rPr>
+              <w:t xml:space="preserve">Transcripción del pódcast. </w:t>
+            </w:r>
+            <w:r>
+              <w:rPr>
+                <w:b/>
+                <w:bCs/>
+              </w:rPr>
+              <w:t>Organizaciones que transforman: Comunicación, liderazgo y participación comunitaria</w:t>
+            </w:r>
+          </w:p>
+        </w:tc>
+      </w:tr>
+      <w:tr>
+        <w:tc>
+          <w:tcPr>
+            <w:tcW w:w="9962" w:type="dxa"/>
+          </w:tcPr>
+          <w:p>
+            <w:r>
+              <w:rPr>
+                <w:b/>
+                <w:bCs/>
+              </w:rPr>
+              <w:t>Mujer:</w:t>
+            </w:r>
+            <w:r>
+              <w:t xml:space="preserve"> </w:t>
+            </w:r>
+            <w:r>
+              <w:t>e</w:t>
+            </w:r>
+            <w:r>
+              <w:t xml:space="preserve">n cualquier proyecto hace falta coordinar personas, distribuir responsabilidades y mantener una comunicación permanente entre todos los participantes. </w:t>
+            </w:r>
+          </w:p>
+          <w:p>
+            <w:r>
+              <w:rPr>
+                <w:b/>
+                <w:bCs/>
+              </w:rPr>
+              <w:t>Hombre:</w:t>
+            </w:r>
+            <w:r>
+              <w:rPr>
+                <w:b/>
+                <w:bCs/>
+              </w:rPr>
+              <w:t xml:space="preserve"> </w:t>
+            </w:r>
+            <w:r>
+              <w:t>a</w:t>
+            </w:r>
+            <w:r>
+              <w:t>sí resulta mucho más fácil coordinar el trabajo, aprovechar el tiempo y avanzar hacia los objetivos del proyecto.</w:t>
+            </w:r>
+          </w:p>
+          <w:p>
+            <w:r>
+              <w:rPr>
+                <w:b/>
+                <w:bCs/>
+              </w:rPr>
+              <w:t>Mujer:</w:t>
+            </w:r>
+            <w:r>
+              <w:t xml:space="preserve"> </w:t>
+            </w:r>
+            <w:r>
+              <w:t>h</w:t>
+            </w:r>
+            <w:r>
+              <w:t>oy conoceremos por qué la comunicación, el liderazgo y la participación son fundamentales para que una organización convierta sus planes en resultados.</w:t>
+            </w:r>
+          </w:p>
+          <w:p>
+            <w:r>
+              <w:rPr>
+                <w:b/>
+                <w:bCs/>
+              </w:rPr>
+              <w:t>Hombre:</w:t>
+            </w:r>
+            <w:r>
+              <w:rPr>
+                <w:b/>
+                <w:bCs/>
+              </w:rPr>
+              <w:t xml:space="preserve"> </w:t>
+            </w:r>
+            <w:r>
+              <w:t>t</w:t>
+            </w:r>
+            <w:r>
+              <w:t>odo empieza cuando cada integrante conoce cuál es su responsabilidad y entiende cómo su trabajo aporta al proyecto.</w:t>
+            </w:r>
+          </w:p>
+          <w:p>
+            <w:r>
+              <w:rPr>
+                <w:b/>
+                <w:bCs/>
+              </w:rPr>
+              <w:t>Mujer:</w:t>
+            </w:r>
+            <w:r>
+              <w:t xml:space="preserve"> </w:t>
+            </w:r>
+            <w:r>
+              <w:t>c</w:t>
+            </w:r>
+            <w:r>
+              <w:t>uando cada persona sabe qué le corresponde, el trabajo fluye más fácilmente y resulta mucho más sencillo coordinar las actividades.</w:t>
+            </w:r>
+          </w:p>
+          <w:p>
+            <w:r>
+              <w:rPr>
+                <w:b/>
+                <w:bCs/>
+              </w:rPr>
+              <w:lastRenderedPageBreak/>
+              <w:t>Hombre:</w:t>
+            </w:r>
+            <w:r>
+              <w:rPr>
+                <w:b/>
+                <w:bCs/>
+              </w:rPr>
+              <w:t xml:space="preserve"> </w:t>
+            </w:r>
+            <w:r>
+              <w:t>t</w:t>
+            </w:r>
+            <w:r>
+              <w:t>rabajar de esa manera también ayuda a prevenir retrasos, evita duplicar esfuerzos y permite hacer seguimiento a cada tarea durante el desarrollo del proyecto.</w:t>
+            </w:r>
+          </w:p>
+          <w:p>
+            <w:r>
+              <w:rPr>
+                <w:b/>
+                <w:bCs/>
+              </w:rPr>
+              <w:t>Mujer:</w:t>
+            </w:r>
+            <w:r>
+              <w:t xml:space="preserve"> </w:t>
+            </w:r>
+            <w:r>
+              <w:t>c</w:t>
+            </w:r>
+            <w:r>
+              <w:t>ada proyecto necesita personas, recursos, herramientas y una buena organización para que las actividades puedan desarrollarse como fueron planeadas.</w:t>
+            </w:r>
+          </w:p>
+          <w:p>
+            <w:r>
+              <w:rPr>
+                <w:b/>
+                <w:bCs/>
+              </w:rPr>
+              <w:t>Hombre:</w:t>
+            </w:r>
+            <w:r>
+              <w:rPr>
+                <w:b/>
+                <w:bCs/>
+              </w:rPr>
+              <w:t xml:space="preserve"> </w:t>
+            </w:r>
+            <w:r>
+              <w:t>l</w:t>
+            </w:r>
+            <w:r>
+              <w:t>a</w:t>
+            </w:r>
+            <w:r>
+              <w:t xml:space="preserve"> comunicación permite que todos sepan qué está pasando, qué falta por hacer y qué decisiones se han tomado.</w:t>
+            </w:r>
+          </w:p>
+          <w:p>
+            <w:r>
+              <w:rPr>
+                <w:b/>
+                <w:bCs/>
+              </w:rPr>
+              <w:t>Mujer:</w:t>
+            </w:r>
+            <w:r>
+              <w:t xml:space="preserve"> </w:t>
+            </w:r>
+            <w:r>
+              <w:t>l</w:t>
+            </w:r>
+            <w:r>
+              <w:t>as reuniones, los informes, las actas, las carteleras o las herramientas digitales ayudan a mantener informados a todos los integrantes y facilitan el intercambio de ideas.</w:t>
+            </w:r>
+          </w:p>
+          <w:p>
+            <w:r>
+              <w:rPr>
+                <w:b/>
+                <w:bCs/>
+              </w:rPr>
+              <w:t>Hombre:</w:t>
+            </w:r>
+            <w:r>
+              <w:rPr>
+                <w:b/>
+                <w:bCs/>
+              </w:rPr>
+              <w:t xml:space="preserve"> </w:t>
+            </w:r>
+            <w:r>
+              <w:t>e</w:t>
+            </w:r>
+            <w:r>
+              <w:t>scuchar las diferentes opiniones y llegar a acuerdos ayuda a resolver dificultades antes de que se conviertan en problemas.</w:t>
+            </w:r>
+          </w:p>
+          <w:p>
+            <w:r>
+              <w:rPr>
+                <w:b/>
+                <w:bCs/>
+              </w:rPr>
+              <w:t>Mujer:</w:t>
+            </w:r>
+            <w:r>
+              <w:t xml:space="preserve"> </w:t>
+            </w:r>
+            <w:r>
+              <w:t>c</w:t>
+            </w:r>
+            <w:r>
+              <w:t>ompartir los avances también fortalece la confianza. Reconocer los logros y analizar las dificultades permite que todos participen en la construcción de soluciones.</w:t>
+            </w:r>
+          </w:p>
+          <w:p>
+            <w:r>
+              <w:rPr>
+                <w:b/>
+                <w:bCs/>
+              </w:rPr>
+              <w:t>Hombre:</w:t>
+            </w:r>
+            <w:r>
+              <w:rPr>
+                <w:b/>
+                <w:bCs/>
+              </w:rPr>
+              <w:t xml:space="preserve"> </w:t>
+            </w:r>
+            <w:r>
+              <w:t>c</w:t>
+            </w:r>
+            <w:r>
+              <w:t>uando las personas participan en las decisiones, también se comprometen mucho más con los resultados de la organización.</w:t>
+            </w:r>
+          </w:p>
+          <w:p>
+            <w:r>
+              <w:rPr>
+                <w:b/>
+                <w:bCs/>
+              </w:rPr>
+              <w:t>Mujer:</w:t>
+            </w:r>
+            <w:r>
+              <w:t xml:space="preserve"> </w:t>
+            </w:r>
+            <w:r>
+              <w:t>r</w:t>
+            </w:r>
+            <w:r>
+              <w:t>euniones de seguimiento, mesas de trabajo, talleres y comités permiten escuchar diferentes puntos de vista y construir acuerdos que beneficien a toda la comunidad.</w:t>
+            </w:r>
+          </w:p>
+          <w:p>
+            <w:r>
+              <w:rPr>
+                <w:b/>
+                <w:bCs/>
+              </w:rPr>
+              <w:lastRenderedPageBreak/>
+              <w:t>Hombre:</w:t>
+            </w:r>
+            <w:r>
+              <w:rPr>
+                <w:b/>
+                <w:bCs/>
+              </w:rPr>
+              <w:t xml:space="preserve"> </w:t>
+            </w:r>
+            <w:r>
+              <w:t>c</w:t>
+            </w:r>
+            <w:r>
+              <w:t>ada decisión tomada en equipo ayuda a que la organización avance con confianza y responda mejor a las necesidades de la comunidad.</w:t>
+            </w:r>
+          </w:p>
+          <w:p>
+            <w:r>
+              <w:rPr>
+                <w:b/>
+                <w:bCs/>
+              </w:rPr>
+              <w:t>Mujer:</w:t>
+            </w:r>
+            <w:r>
+              <w:t xml:space="preserve"> </w:t>
+            </w:r>
+            <w:r>
+              <w:t>l</w:t>
+            </w:r>
+            <w:r>
+              <w:t>as ideas toman fuerza cuando pasan del papel a las acciones. Y eso solo sucede cuando las personas trabajan de manera coordinada, comparten la información y avanzan hacia un mismo propósito.</w:t>
+            </w:r>
+          </w:p>
+          <w:p/>
+        </w:tc>
+      </w:tr>
+    </w:tbl>
+    <w:p/>
+    <w:p>
+      <w:pPr>
         <w:spacing w:before="0" w:after="160" w:line="259" w:lineRule="auto"/>
         <w:ind w:firstLine="0"/>
       </w:pPr>
@@ -6414,7 +6783,7 @@
       <w:pPr>
         <w:pStyle w:val="Ttulo1"/>
       </w:pPr>
-      <w:bookmarkStart w:id="13" w:name="_Toc234248133"/>
+      <w:bookmarkStart w:id="13" w:name="_Toc234508163"/>
       <w:r>
         <w:lastRenderedPageBreak/>
         <w:t>Seguimiento y verificación de la implementación</w:t>
@@ -6435,7 +6804,7 @@
       <w:pPr>
         <w:pStyle w:val="Ttulo2"/>
       </w:pPr>
-      <w:bookmarkStart w:id="14" w:name="_Toc234248134"/>
+      <w:bookmarkStart w:id="14" w:name="_Toc234508164"/>
       <w:r>
         <w:t>Concepto e importancia del seguimiento organizacional</w:t>
       </w:r>
@@ -6896,7 +7265,7 @@
       <w:pPr>
         <w:pStyle w:val="Ttulo2"/>
       </w:pPr>
-      <w:bookmarkStart w:id="15" w:name="_Toc234248135"/>
+      <w:bookmarkStart w:id="15" w:name="_Toc234508165"/>
       <w:r>
         <w:t>Coordinación y control de actividades</w:t>
       </w:r>
@@ -7252,7 +7621,7 @@
       <w:pPr>
         <w:pStyle w:val="Ttulo2"/>
       </w:pPr>
-      <w:bookmarkStart w:id="16" w:name="_Toc234248136"/>
+      <w:bookmarkStart w:id="16" w:name="_Toc234508166"/>
       <w:r>
         <w:t>P</w:t>
       </w:r>
@@ -7351,7 +7720,7 @@
       <w:pPr>
         <w:pStyle w:val="Ttulo2"/>
       </w:pPr>
-      <w:bookmarkStart w:id="17" w:name="_Toc234248137"/>
+      <w:bookmarkStart w:id="17" w:name="_Toc234508167"/>
       <w:r>
         <w:t>Herramientas para el seguimiento de procesos organizacionales</w:t>
       </w:r>
@@ -7786,7 +8155,7 @@
       <w:pPr>
         <w:pStyle w:val="Ttulo2"/>
       </w:pPr>
-      <w:bookmarkStart w:id="18" w:name="_Toc234248138"/>
+      <w:bookmarkStart w:id="18" w:name="_Toc234508168"/>
       <w:r>
         <w:t>Interpretación y análisis de resultados de la implementación</w:t>
       </w:r>
@@ -7976,7 +8345,7 @@
       <w:pPr>
         <w:pStyle w:val="Ttulo1"/>
       </w:pPr>
-      <w:bookmarkStart w:id="19" w:name="_Toc234248139"/>
+      <w:bookmarkStart w:id="19" w:name="_Toc234508169"/>
       <w:r>
         <w:lastRenderedPageBreak/>
         <w:t>Evaluación, informes y ajuste del modelo organizacional</w:t>
@@ -7997,7 +8366,7 @@
       <w:pPr>
         <w:pStyle w:val="Ttulo2"/>
       </w:pPr>
-      <w:bookmarkStart w:id="20" w:name="_Toc234248140"/>
+      <w:bookmarkStart w:id="20" w:name="_Toc234508170"/>
       <w:r>
         <w:t>Elaboración de informes de resultados</w:t>
       </w:r>
@@ -8290,7 +8659,7 @@
       <w:pPr>
         <w:pStyle w:val="Ttulo2"/>
       </w:pPr>
-      <w:bookmarkStart w:id="21" w:name="_Toc234248141"/>
+      <w:bookmarkStart w:id="21" w:name="_Toc234508171"/>
       <w:r>
         <w:t>Estructura, características y normativa aplicable a los informes</w:t>
       </w:r>
@@ -8748,7 +9117,7 @@
       <w:pPr>
         <w:pStyle w:val="Ttulo2"/>
       </w:pPr>
-      <w:bookmarkStart w:id="22" w:name="_Toc234248142"/>
+      <w:bookmarkStart w:id="22" w:name="_Toc234508172"/>
       <w:r>
         <w:t>Identificación de oportunidades de mejora</w:t>
       </w:r>
@@ -9081,7 +9450,7 @@
       <w:pPr>
         <w:pStyle w:val="Ttulo2"/>
       </w:pPr>
-      <w:bookmarkStart w:id="23" w:name="_Toc234248143"/>
+      <w:bookmarkStart w:id="23" w:name="_Toc234508173"/>
       <w:r>
         <w:t>Técnicas y herramientas para el ajuste organizacional</w:t>
       </w:r>
@@ -9489,6 +9858,7 @@
               <w:pStyle w:val="TextoTablas"/>
             </w:pPr>
             <w:r>
+              <w:lastRenderedPageBreak/>
               <w:t>Matrices de seguimiento</w:t>
             </w:r>
           </w:p>
@@ -9533,7 +9903,7 @@
       <w:pPr>
         <w:pStyle w:val="Ttulo2"/>
       </w:pPr>
-      <w:bookmarkStart w:id="24" w:name="_Toc234248144"/>
+      <w:bookmarkStart w:id="24" w:name="_Toc234508174"/>
       <w:r>
         <w:t>Formulación e implementación de acciones de mejora</w:t>
       </w:r>
@@ -9996,13 +10366,260 @@
     </w:p>
     <w:p>
       <w:pPr>
+        <w:rPr>
+          <w:b/>
+          <w:bCs/>
+        </w:rPr>
+      </w:pPr>
+      <w:r>
+        <w:rPr>
+          <w:b/>
+          <w:bCs/>
+        </w:rPr>
+        <w:t>Pódcast</w:t>
+      </w:r>
+    </w:p>
+    <w:tbl>
+      <w:tblPr>
+        <w:tblStyle w:val="Tablaconcuadrcula"/>
+        <w:tblW w:w="0" w:type="auto"/>
+        <w:tblLook w:val="04A0" w:firstRow="1" w:lastRow="0" w:firstColumn="1" w:lastColumn="0" w:noHBand="0" w:noVBand="1"/>
+      </w:tblPr>
+      <w:tblGrid>
+        <w:gridCol w:w="9962"/>
+      </w:tblGrid>
+      <w:tr>
+        <w:tc>
+          <w:tcPr>
+            <w:tcW w:w="9962" w:type="dxa"/>
+          </w:tcPr>
+          <w:p>
+            <w:pPr>
+              <w:spacing w:before="0" w:after="160" w:line="259" w:lineRule="auto"/>
+              <w:ind w:firstLine="0"/>
+              <w:rPr>
+                <w:b/>
+                <w:bCs/>
+              </w:rPr>
+            </w:pPr>
+            <w:r>
+              <w:rPr>
+                <w:b/>
+                <w:bCs/>
+              </w:rPr>
+              <w:t xml:space="preserve">Transcripción del pódcast. </w:t>
+            </w:r>
+            <w:r>
+              <w:rPr>
+                <w:b/>
+                <w:bCs/>
+              </w:rPr>
+              <w:t>Evaluar para crecer: Herramientas para mejorar las organizaciones comunitarias</w:t>
+            </w:r>
+          </w:p>
+        </w:tc>
+      </w:tr>
+      <w:tr>
+        <w:tc>
+          <w:tcPr>
+            <w:tcW w:w="9962" w:type="dxa"/>
+          </w:tcPr>
+          <w:p>
+            <w:r>
+              <w:rPr>
+                <w:b/>
+                <w:bCs/>
+              </w:rPr>
+              <w:t>Mujer:</w:t>
+            </w:r>
+            <w:r>
+              <w:t xml:space="preserve"> las organizaciones toman decisiones todos los días. También organizan actividades, distribuyen responsabilidades y ponen en marcha nuevos proyectos.</w:t>
+            </w:r>
+          </w:p>
+          <w:p>
+            <w:r>
+              <w:rPr>
+                <w:b/>
+                <w:bCs/>
+              </w:rPr>
+              <w:t>Hombre:</w:t>
+            </w:r>
+            <w:r>
+              <w:t xml:space="preserve"> días después llega el momento de revisar cómo van esas tareas. Esa información permite saber qué funciona, qué necesita ajustarse y cuáles deberían ser los siguientes pasos.</w:t>
+            </w:r>
+          </w:p>
+          <w:p>
+            <w:r>
+              <w:rPr>
+                <w:b/>
+                <w:bCs/>
+              </w:rPr>
+              <w:lastRenderedPageBreak/>
+              <w:t>Mujer:</w:t>
+            </w:r>
+            <w:r>
+              <w:t xml:space="preserve"> acompáñenos a descubrir por qué revisar el camino recorrido también forma parte del éxito de una organización.</w:t>
+            </w:r>
+          </w:p>
+          <w:p>
+            <w:r>
+              <w:rPr>
+                <w:b/>
+                <w:bCs/>
+              </w:rPr>
+              <w:t>Hombre:</w:t>
+            </w:r>
+            <w:r>
+              <w:t xml:space="preserve"> revisar periódicamente cómo avanzan las actividades permite saber si los compromisos se están cumpliendo y si el proyecto mantiene el rumbo previsto.</w:t>
+            </w:r>
+          </w:p>
+          <w:p>
+            <w:r>
+              <w:rPr>
+                <w:b/>
+                <w:bCs/>
+              </w:rPr>
+              <w:t>Mujer:</w:t>
+            </w:r>
+            <w:r>
+              <w:t xml:space="preserve"> esa información ayuda a coordinar mejor el trabajo, organizar los recursos y responder oportunamente cuando aparece algún inconveniente.</w:t>
+            </w:r>
+          </w:p>
+          <w:p>
+            <w:r>
+              <w:rPr>
+                <w:b/>
+                <w:bCs/>
+              </w:rPr>
+              <w:t>Hombre:</w:t>
+            </w:r>
+            <w:r>
+              <w:t xml:space="preserve"> cada revisión aporta información útil para tomar decisiones y mantener el proyecto orientado hacia los objetivos propuestos.</w:t>
+            </w:r>
+          </w:p>
+          <w:p>
+            <w:r>
+              <w:rPr>
+                <w:b/>
+                <w:bCs/>
+              </w:rPr>
+              <w:t>Mujer:</w:t>
+            </w:r>
+            <w:r>
+              <w:t xml:space="preserve"> herramientas como los cronogramas, las listas de verificación, los informes o las actas ayudan a organizar la información y facilitan el seguimiento de cada actividad.</w:t>
+            </w:r>
+          </w:p>
+          <w:p>
+            <w:r>
+              <w:rPr>
+                <w:b/>
+                <w:bCs/>
+              </w:rPr>
+              <w:t>Hombre:</w:t>
+            </w:r>
+            <w:r>
+              <w:t xml:space="preserve"> con esa información resulta mucho más fácil comparar lo planeado con lo realizado, reconocer los logros e identificar los aspectos que pueden mejorarse.</w:t>
+            </w:r>
+          </w:p>
+          <w:p>
+            <w:r>
+              <w:rPr>
+                <w:b/>
+                <w:bCs/>
+              </w:rPr>
+              <w:t>Mujer:</w:t>
+            </w:r>
+            <w:r>
+              <w:t xml:space="preserve"> cada experiencia deja aprendizajes que permiten ajustar las actividades y fortalecer el trabajo de la organización.</w:t>
+            </w:r>
+          </w:p>
+          <w:p>
+            <w:r>
+              <w:rPr>
+                <w:b/>
+                <w:bCs/>
+              </w:rPr>
+              <w:t>Hombre:</w:t>
+            </w:r>
+            <w:r>
+              <w:t xml:space="preserve"> los informes hacen parte de ese proceso. Allí quedan registrados los avances, las decisiones tomadas y las evidencias que respaldan el trabajo desarrollado.</w:t>
+            </w:r>
+          </w:p>
+          <w:p>
+            <w:r>
+              <w:rPr>
+                <w:b/>
+                <w:bCs/>
+              </w:rPr>
+              <w:lastRenderedPageBreak/>
+              <w:t>Mujer:</w:t>
+            </w:r>
+            <w:r>
+              <w:t xml:space="preserve"> presentar esa información de forma clara fortalece la confianza entre los integrantes y facilita la comunicación con aliados, entidades y las comunidades que hacen parte del proyecto.</w:t>
+            </w:r>
+          </w:p>
+          <w:p>
+            <w:r>
+              <w:rPr>
+                <w:b/>
+                <w:bCs/>
+              </w:rPr>
+              <w:t>Hombre:</w:t>
+            </w:r>
+            <w:r>
+              <w:t xml:space="preserve"> evaluar permite reconocer los avances, identificar las dificultades y descubrir oportunidades para mejorar el trabajo de la organización.</w:t>
+            </w:r>
+          </w:p>
+          <w:p>
+            <w:r>
+              <w:rPr>
+                <w:b/>
+                <w:bCs/>
+              </w:rPr>
+              <w:t>Mujer:</w:t>
+            </w:r>
+            <w:r>
+              <w:t xml:space="preserve"> cada resultado aporta información útil para entender qué dio buenos resultados y qué necesita ajustarse en las próximas actividades.</w:t>
+            </w:r>
+          </w:p>
+          <w:p>
+            <w:r>
+              <w:rPr>
+                <w:b/>
+                <w:bCs/>
+              </w:rPr>
+              <w:t>Hombre:</w:t>
+            </w:r>
+            <w:r>
+              <w:t xml:space="preserve"> esa información se convierte en una herramienta para tomar decisiones, reorganizar las actividades y aprovechar mejor los recursos disponibles.</w:t>
+            </w:r>
+          </w:p>
+          <w:p>
+            <w:r>
+              <w:rPr>
+                <w:b/>
+                <w:bCs/>
+              </w:rPr>
+              <w:t>Mujer:</w:t>
+            </w:r>
+            <w:r>
+              <w:t xml:space="preserve"> revisar el trabajo de vez en cuando no significa devolverse. Las organizaciones crecen porque cada evaluación ofrece una nueva oportunidad para hacer mejor las cosas.</w:t>
+            </w:r>
+          </w:p>
+          <w:p/>
+        </w:tc>
+      </w:tr>
+    </w:tbl>
+    <w:p/>
+    <w:p>
+      <w:pPr>
         <w:pStyle w:val="Titulosgenerales"/>
         <w:ind w:left="-360"/>
         <w:rPr>
           <w:u w:val="single"/>
         </w:rPr>
       </w:pPr>
-      <w:bookmarkStart w:id="25" w:name="_Toc234248145"/>
+      <w:bookmarkStart w:id="25" w:name="_Toc234508175"/>
       <w:r>
         <w:lastRenderedPageBreak/>
         <w:t>Síntesis</w:t>
@@ -10150,7 +10767,7 @@
       <w:pPr>
         <w:pStyle w:val="Titulosgenerales"/>
       </w:pPr>
-      <w:bookmarkStart w:id="26" w:name="_Toc234248146"/>
+      <w:bookmarkStart w:id="26" w:name="_Toc234508176"/>
       <w:r>
         <w:lastRenderedPageBreak/>
         <w:t>Glosario</w:t>
@@ -10354,7 +10971,7 @@
       <w:pPr>
         <w:pStyle w:val="Titulosgenerales"/>
       </w:pPr>
-      <w:bookmarkStart w:id="27" w:name="_Toc234248147"/>
+      <w:bookmarkStart w:id="27" w:name="_Toc234508177"/>
       <w:r>
         <w:lastRenderedPageBreak/>
         <w:t>Referencias bibliográficas</w:t>
@@ -10366,7 +10983,15 @@
     </w:p>
     <w:p>
       <w:r>
-        <w:t xml:space="preserve">AAU – Atlantic International University. (2024, 3 de julio). Herramientas de desarrollo organizacional. AAU Universidad a Distancia. </w:t>
+        <w:t xml:space="preserve">AAU – Atlantic International </w:t>
+      </w:r>
+      <w:proofErr w:type="spellStart"/>
+      <w:r>
+        <w:t>University</w:t>
+      </w:r>
+      <w:proofErr w:type="spellEnd"/>
+      <w:r>
+        <w:t xml:space="preserve">. (2024, 3 de julio). Herramientas de desarrollo organizacional. AAU Universidad a Distancia. </w:t>
       </w:r>
       <w:hyperlink r:id="rId20" w:history="1">
         <w:r>
@@ -10414,7 +11039,15 @@
     </w:p>
     <w:p>
       <w:r>
-        <w:t xml:space="preserve">Peris, O. (2022, 17 de enero). Cómo elaborar un informe para presentar los resultados de tu estrategia. InboundCycle. </w:t>
+        <w:t xml:space="preserve">Peris, O. (2022, 17 de enero). Cómo elaborar un informe para presentar los resultados de tu estrategia. </w:t>
+      </w:r>
+      <w:proofErr w:type="spellStart"/>
+      <w:r>
+        <w:t>InboundCycle</w:t>
+      </w:r>
+      <w:proofErr w:type="spellEnd"/>
+      <w:r>
+        <w:t xml:space="preserve">. </w:t>
       </w:r>
       <w:hyperlink r:id="rId23" w:history="1">
         <w:r>
@@ -10429,8 +11062,21 @@
       </w:r>
     </w:p>
     <w:p>
-      <w:r>
-        <w:t xml:space="preserve">Sertisoft S. A. S. (2025, 25 de junio). La importancia de la trazabilidad en la gestión organizacional. Sertisoft. </w:t>
+      <w:proofErr w:type="spellStart"/>
+      <w:r>
+        <w:t>Sertisoft</w:t>
+      </w:r>
+      <w:proofErr w:type="spellEnd"/>
+      <w:r>
+        <w:t xml:space="preserve"> S. A. S. (2025, 25 de junio). La importancia de la trazabilidad en la gestión organizacional. </w:t>
+      </w:r>
+      <w:proofErr w:type="spellStart"/>
+      <w:r>
+        <w:t>Sertisoft</w:t>
+      </w:r>
+      <w:proofErr w:type="spellEnd"/>
+      <w:r>
+        <w:t xml:space="preserve">. </w:t>
       </w:r>
       <w:hyperlink r:id="rId24" w:history="1">
         <w:r>
@@ -10461,9 +11107,38 @@
       </w:r>
     </w:p>
     <w:p>
+      <w:proofErr w:type="spellStart"/>
       <w:r>
         <w:lastRenderedPageBreak/>
-        <w:t xml:space="preserve">Universitat Carlemany. (2026, 11 de marzo). Gestión del cambio organizacional: qué es, etapas y modelos. Universitat Carlemany.  </w:t>
+        <w:t>Universitat</w:t>
+      </w:r>
+      <w:proofErr w:type="spellEnd"/>
+      <w:r>
+        <w:t xml:space="preserve"> </w:t>
+      </w:r>
+      <w:proofErr w:type="spellStart"/>
+      <w:r>
+        <w:t>Carlemany</w:t>
+      </w:r>
+      <w:proofErr w:type="spellEnd"/>
+      <w:r>
+        <w:t xml:space="preserve">. (2026, 11 de marzo). Gestión del cambio organizacional: qué es, etapas y modelos. </w:t>
+      </w:r>
+      <w:proofErr w:type="spellStart"/>
+      <w:r>
+        <w:t>Universitat</w:t>
+      </w:r>
+      <w:proofErr w:type="spellEnd"/>
+      <w:r>
+        <w:t xml:space="preserve"> </w:t>
+      </w:r>
+      <w:proofErr w:type="spellStart"/>
+      <w:r>
+        <w:t>Carlemany</w:t>
+      </w:r>
+      <w:proofErr w:type="spellEnd"/>
+      <w:r>
+        <w:t xml:space="preserve">.  </w:t>
       </w:r>
       <w:hyperlink r:id="rId26" w:history="1">
         <w:r>
@@ -10488,7 +11163,7 @@
       <w:pPr>
         <w:pStyle w:val="Titulosgenerales"/>
       </w:pPr>
-      <w:bookmarkStart w:id="28" w:name="_Toc234248148"/>
+      <w:bookmarkStart w:id="28" w:name="_Toc234508178"/>
       <w:r>
         <w:lastRenderedPageBreak/>
         <w:t>Créditos</w:t>
@@ -16217,7 +16892,6 @@
   <w:style w:type="character" w:default="1" w:styleId="Fuentedeprrafopredeter">
     <w:name w:val="Default Paragraph Font"/>
     <w:uiPriority w:val="1"/>
-    <w:semiHidden/>
     <w:unhideWhenUsed/>
   </w:style>
   <w:style w:type="table" w:default="1" w:styleId="Tablanormal">
@@ -17430,6 +18104,10 @@
 </file>
 
 <file path=customXml/item1.xml><?xml version="1.0" encoding="utf-8"?>
+<b:Sources xmlns:b="http://schemas.openxmlformats.org/officeDocument/2006/bibliography" xmlns="http://schemas.openxmlformats.org/officeDocument/2006/bibliography" SelectedStyle="\APASixthEditionOfficeOnline.xsl" StyleName="APA" Version="6"/>
+</file>
+
+<file path=customXml/item2.xml><?xml version="1.0" encoding="utf-8"?>
 <?mso-contentType ?>
 <FormTemplates xmlns="http://schemas.microsoft.com/sharepoint/v3/contenttype/forms">
   <Display>DocumentLibraryForm</Display>
@@ -17438,13 +18116,20 @@
 </FormTemplates>
 </file>
 
-<file path=customXml/item2.xml><?xml version="1.0" encoding="utf-8"?>
-<b:Sources xmlns:b="http://schemas.openxmlformats.org/officeDocument/2006/bibliography" xmlns="http://schemas.openxmlformats.org/officeDocument/2006/bibliography" SelectedStyle="\APASixthEditionOfficeOnline.xsl" StyleName="APA" Version="6"/>
+<file path=customXml/item3.xml><?xml version="1.0" encoding="utf-8"?>
+<p:properties xmlns:p="http://schemas.microsoft.com/office/2006/metadata/properties" xmlns:xsi="http://www.w3.org/2001/XMLSchema-instance" xmlns:pc="http://schemas.microsoft.com/office/infopath/2007/PartnerControls">
+  <documentManagement>
+    <TaxCatchAll xmlns="67a0edcd-0de5-43ed-8c27-e32f38a00c91" xsi:nil="true"/>
+    <lcf76f155ced4ddcb4097134ff3c332f xmlns="42760c81-fd8e-4d59-8953-7cdb9f38b14f">
+      <Terms xmlns="http://schemas.microsoft.com/office/infopath/2007/PartnerControls"/>
+    </lcf76f155ced4ddcb4097134ff3c332f>
+  </documentManagement>
+</p:properties>
 </file>
 
-<file path=customXml/item3.xml><?xml version="1.0" encoding="utf-8"?>
-<ct:contentTypeSchema xmlns:ct="http://schemas.microsoft.com/office/2006/metadata/contentType" xmlns:ma="http://schemas.microsoft.com/office/2006/metadata/properties/metaAttributes" ct:_="" ma:_="" ma:contentTypeName="Documento" ma:contentTypeID="0x01010005252A1EF3BD024F856B47B579AB5244" ma:contentTypeVersion="11" ma:contentTypeDescription="Crear nuevo documento." ma:contentTypeScope="" ma:versionID="92b81066167b779aaeee7a3d91bad2fd">
-  <xsd:schema xmlns:xsd="http://www.w3.org/2001/XMLSchema" xmlns:xs="http://www.w3.org/2001/XMLSchema" xmlns:p="http://schemas.microsoft.com/office/2006/metadata/properties" xmlns:ns2="42760c81-fd8e-4d59-8953-7cdb9f38b14f" xmlns:ns3="67a0edcd-0de5-43ed-8c27-e32f38a00c91" targetNamespace="http://schemas.microsoft.com/office/2006/metadata/properties" ma:root="true" ma:fieldsID="83cd6766d967e870b9368cac1ade74e6" ns2:_="" ns3:_="">
+<file path=customXml/item4.xml><?xml version="1.0" encoding="utf-8"?>
+<ct:contentTypeSchema xmlns:ct="http://schemas.microsoft.com/office/2006/metadata/contentType" xmlns:ma="http://schemas.microsoft.com/office/2006/metadata/properties/metaAttributes" ct:_="" ma:_="" ma:contentTypeName="Documento" ma:contentTypeID="0x01010005252A1EF3BD024F856B47B579AB5244" ma:contentTypeVersion="12" ma:contentTypeDescription="Crear nuevo documento." ma:contentTypeScope="" ma:versionID="32d0e18b85ac20c34eab62df21c0cf58">
+  <xsd:schema xmlns:xsd="http://www.w3.org/2001/XMLSchema" xmlns:xs="http://www.w3.org/2001/XMLSchema" xmlns:p="http://schemas.microsoft.com/office/2006/metadata/properties" xmlns:ns2="42760c81-fd8e-4d59-8953-7cdb9f38b14f" xmlns:ns3="67a0edcd-0de5-43ed-8c27-e32f38a00c91" targetNamespace="http://schemas.microsoft.com/office/2006/metadata/properties" ma:root="true" ma:fieldsID="cc2c149e99f10870fd5bc3964e5386d3" ns2:_="" ns3:_="">
     <xsd:import namespace="42760c81-fd8e-4d59-8953-7cdb9f38b14f"/>
     <xsd:import namespace="67a0edcd-0de5-43ed-8c27-e32f38a00c91"/>
     <xsd:element name="properties">
@@ -17463,6 +18148,7 @@
                 <xsd:element ref="ns2:lcf76f155ced4ddcb4097134ff3c332f" minOccurs="0"/>
                 <xsd:element ref="ns3:TaxCatchAll" minOccurs="0"/>
                 <xsd:element ref="ns2:MediaServiceOCR" minOccurs="0"/>
+                <xsd:element ref="ns2:MediaServiceLocation" minOccurs="0"/>
               </xsd:all>
             </xsd:complexType>
           </xsd:element>
@@ -17520,6 +18206,11 @@
         <xsd:restriction base="dms:Note">
           <xsd:maxLength value="255"/>
         </xsd:restriction>
+      </xsd:simpleType>
+    </xsd:element>
+    <xsd:element name="MediaServiceLocation" ma:index="19" nillable="true" ma:displayName="Location" ma:description="" ma:indexed="true" ma:internalName="MediaServiceLocation" ma:readOnly="true">
+      <xsd:simpleType>
+        <xsd:restriction base="dms:Text"/>
       </xsd:simpleType>
     </xsd:element>
   </xsd:schema>
@@ -17637,18 +18328,15 @@
 </ct:contentTypeSchema>
 </file>
 
-<file path=customXml/item4.xml><?xml version="1.0" encoding="utf-8"?>
-<p:properties xmlns:p="http://schemas.microsoft.com/office/2006/metadata/properties" xmlns:xsi="http://www.w3.org/2001/XMLSchema-instance" xmlns:pc="http://schemas.microsoft.com/office/infopath/2007/PartnerControls">
-  <documentManagement>
-    <TaxCatchAll xmlns="67a0edcd-0de5-43ed-8c27-e32f38a00c91" xsi:nil="true"/>
-    <lcf76f155ced4ddcb4097134ff3c332f xmlns="42760c81-fd8e-4d59-8953-7cdb9f38b14f">
-      <Terms xmlns="http://schemas.microsoft.com/office/infopath/2007/PartnerControls"/>
-    </lcf76f155ced4ddcb4097134ff3c332f>
-  </documentManagement>
-</p:properties>
+<file path=customXml/itemProps1.xml><?xml version="1.0" encoding="utf-8"?>
+<ds:datastoreItem xmlns:ds="http://schemas.openxmlformats.org/officeDocument/2006/customXml" ds:itemID="{EAE431FD-7059-4C09-804B-C9D69EB7B213}">
+  <ds:schemaRefs>
+    <ds:schemaRef ds:uri="http://schemas.openxmlformats.org/officeDocument/2006/bibliography"/>
+  </ds:schemaRefs>
+</ds:datastoreItem>
 </file>
 
-<file path=customXml/itemProps1.xml><?xml version="1.0" encoding="utf-8"?>
+<file path=customXml/itemProps2.xml><?xml version="1.0" encoding="utf-8"?>
 <ds:datastoreItem xmlns:ds="http://schemas.openxmlformats.org/officeDocument/2006/customXml" ds:itemID="{10663269-2064-4804-8290-36D4A57F5557}">
   <ds:schemaRefs>
     <ds:schemaRef ds:uri="http://schemas.microsoft.com/sharepoint/v3/contenttype/forms"/>
@@ -17656,19 +18344,7 @@
 </ds:datastoreItem>
 </file>
 
-<file path=customXml/itemProps2.xml><?xml version="1.0" encoding="utf-8"?>
-<ds:datastoreItem xmlns:ds="http://schemas.openxmlformats.org/officeDocument/2006/customXml" ds:itemID="{EAE431FD-7059-4C09-804B-C9D69EB7B213}">
-  <ds:schemaRefs>
-    <ds:schemaRef ds:uri="http://schemas.openxmlformats.org/officeDocument/2006/bibliography"/>
-  </ds:schemaRefs>
-</ds:datastoreItem>
-</file>
-
 <file path=customXml/itemProps3.xml><?xml version="1.0" encoding="utf-8"?>
-<ds:datastoreItem xmlns:ds="http://schemas.openxmlformats.org/officeDocument/2006/customXml" ds:itemID="{17A8AE91-DE88-4402-8BAA-196E8A0A0C4D}"/>
-</file>
-
-<file path=customXml/itemProps4.xml><?xml version="1.0" encoding="utf-8"?>
 <ds:datastoreItem xmlns:ds="http://schemas.openxmlformats.org/officeDocument/2006/customXml" ds:itemID="{1279454D-02BE-4A9C-A117-DCD1573E2608}">
   <ds:schemaRefs>
     <ds:schemaRef ds:uri="http://schemas.microsoft.com/office/2006/metadata/properties"/>
@@ -17677,4 +18353,8 @@
     <ds:schemaRef ds:uri="13c93bba-48ce-428c-bfe5-88b42c19b028"/>
   </ds:schemaRefs>
 </ds:datastoreItem>
+</file>
+
+<file path=customXml/itemProps4.xml><?xml version="1.0" encoding="utf-8"?>
+<ds:datastoreItem xmlns:ds="http://schemas.openxmlformats.org/officeDocument/2006/customXml" ds:itemID="{C310F174-542C-4FA6-8095-38A71C1563C0}"/>
 </file>